--- a/docs/lista_louvores/Textos_Louvores/O ESTANDARTE (456 CC).docx
+++ b/docs/lista_louvores/Textos_Louvores/O ESTANDARTE (456 CC).docx
@@ -4,343 +4,458 @@
   <w:body>
     <w:p>
       <w:pPr>
-        <w:pStyle w:val="PargrafodaLista"/>
-        <w:numPr>
-          <w:ilvl w:val="0"/>
-          <w:numId w:val="1"/>
-        </w:numPr>
+        <w:pStyle w:val="Ttulo1"/>
+      </w:pPr>
+      <w:r>
+        <w:t>O ESTANDARTE (456 CC)</w:t>
+      </w:r>
+    </w:p>
+    <w:p>
+      <w:pPr>
         <w:autoSpaceDE w:val="0"/>
         <w:autoSpaceDN w:val="0"/>
         <w:adjustRightInd w:val="0"/>
-        <w:spacing w:line="240" w:lineRule="auto"/>
-        <w:ind w:hanging="357"/>
-        <w:contextualSpacing w:val="0"/>
-        <w:jc w:val="both"/>
-        <w:rPr>
-          <w:rFonts w:ascii="Arial" w:hAnsi="Arial" w:cs="Arial"/>
+        <w:rPr>
+          <w:rFonts w:ascii="Times New Roman" w:hAnsi="Times New Roman"/>
         </w:rPr>
       </w:pPr>
       <w:r>
         <w:rPr>
-          <w:color w:val="000000"/>
-          <w:sz w:val="28"/>
-          <w:szCs w:val="28"/>
-        </w:rPr>
-        <w:t>O Estandarte 456 CC</w:t>
+          <w:rFonts w:ascii="Times New Roman" w:hAnsi="Times New Roman"/>
+        </w:rPr>
+        <w:t xml:space="preserve">O estandarte desta Igreja </w:t>
+      </w:r>
+      <w:r>
+        <w:rPr>
+          <w:rFonts w:ascii="Times New Roman" w:hAnsi="Times New Roman"/>
+        </w:rPr>
+        <w:br/>
+      </w:r>
+      <w:r>
+        <w:rPr>
+          <w:rFonts w:ascii="Times New Roman" w:hAnsi="Times New Roman"/>
+        </w:rPr>
+        <w:t xml:space="preserve">Levantemos sem temor </w:t>
+      </w:r>
+      <w:r>
+        <w:rPr>
+          <w:rFonts w:ascii="Times New Roman" w:hAnsi="Times New Roman"/>
+        </w:rPr>
+        <w:br/>
+      </w:r>
+      <w:r>
+        <w:rPr>
+          <w:rFonts w:ascii="Times New Roman" w:hAnsi="Times New Roman"/>
+        </w:rPr>
+        <w:t xml:space="preserve">Ela é a muito amada esposa </w:t>
+      </w:r>
+      <w:r>
+        <w:rPr>
+          <w:rFonts w:ascii="Times New Roman" w:hAnsi="Times New Roman"/>
+        </w:rPr>
+        <w:br/>
+      </w:r>
+      <w:r>
+        <w:rPr>
+          <w:rFonts w:ascii="Times New Roman" w:hAnsi="Times New Roman"/>
+        </w:rPr>
+        <w:t>Do bendito Salvador</w:t>
+      </w:r>
+      <w:r>
+        <w:rPr>
+          <w:rFonts w:ascii="Times New Roman" w:hAnsi="Times New Roman"/>
+        </w:rPr>
+        <w:br/>
+      </w:r>
+      <w:r>
+        <w:rPr>
+          <w:rFonts w:ascii="Times New Roman" w:hAnsi="Times New Roman"/>
+        </w:rPr>
+        <w:t>É Jesus o comandante</w:t>
+      </w:r>
+      <w:r>
+        <w:rPr>
+          <w:rFonts w:ascii="Times New Roman" w:hAnsi="Times New Roman"/>
+        </w:rPr>
+        <w:br/>
+      </w:r>
+      <w:r>
+        <w:rPr>
+          <w:rFonts w:ascii="Times New Roman" w:hAnsi="Times New Roman"/>
+        </w:rPr>
+        <w:t>Verdadeiro que a conduz</w:t>
+      </w:r>
+      <w:r>
+        <w:rPr>
+          <w:rFonts w:ascii="Times New Roman" w:hAnsi="Times New Roman"/>
+        </w:rPr>
+        <w:br/>
+      </w:r>
+      <w:r>
+        <w:rPr>
+          <w:rFonts w:ascii="Times New Roman" w:hAnsi="Times New Roman"/>
+        </w:rPr>
+        <w:t xml:space="preserve">Somos nós os seus soldados </w:t>
+      </w:r>
+      <w:r>
+        <w:rPr>
+          <w:rFonts w:ascii="Times New Roman" w:hAnsi="Times New Roman"/>
+        </w:rPr>
+        <w:br/>
+      </w:r>
+      <w:r>
+        <w:rPr>
+          <w:rFonts w:ascii="Times New Roman" w:hAnsi="Times New Roman"/>
+        </w:rPr>
+        <w:t>Nesta Igreja de Jesus</w:t>
       </w:r>
     </w:p>
     <w:p>
       <w:pPr>
-        <w:pStyle w:val="PargrafodaLista"/>
-        <w:numPr>
-          <w:ilvl w:val="0"/>
-          <w:numId w:val="1"/>
-        </w:numPr>
         <w:autoSpaceDE w:val="0"/>
         <w:autoSpaceDN w:val="0"/>
         <w:adjustRightInd w:val="0"/>
-        <w:spacing w:line="240" w:lineRule="auto"/>
-        <w:ind w:left="1296" w:hanging="357"/>
-        <w:contextualSpacing w:val="0"/>
-      </w:pPr>
-      <w:r>
-        <w:t xml:space="preserve">O estandarte desta Igreja </w:t>
-      </w:r>
-      <w:r>
-        <w:br/>
-        <w:t xml:space="preserve">Levantemos sem temor </w:t>
-      </w:r>
-      <w:r>
-        <w:br/>
-        <w:t xml:space="preserve">Ela é a muito amada esposa </w:t>
-      </w:r>
-      <w:r>
-        <w:br/>
-      </w:r>
-      <w:r>
-        <w:t>D</w:t>
-      </w:r>
-      <w:r>
-        <w:t>o bendito Salvador</w:t>
-      </w:r>
-      <w:r>
-        <w:br/>
-        <w:t>É Jesus o comandante</w:t>
-      </w:r>
-      <w:r>
-        <w:br/>
-      </w:r>
-      <w:r>
-        <w:t>V</w:t>
-      </w:r>
-      <w:r>
-        <w:t>erdadeiro que a conduz</w:t>
-      </w:r>
-      <w:r>
-        <w:br/>
-        <w:t xml:space="preserve">Somos nós os seus soldados </w:t>
-      </w:r>
-      <w:r>
-        <w:br/>
-      </w:r>
-      <w:r>
-        <w:t>N</w:t>
-      </w:r>
-      <w:r>
-        <w:t>esta Igreja de Jesus</w:t>
-      </w:r>
-    </w:p>
-    <w:p>
-      <w:pPr>
-        <w:pStyle w:val="PargrafodaLista"/>
-        <w:numPr>
-          <w:ilvl w:val="0"/>
-          <w:numId w:val="1"/>
-        </w:numPr>
-        <w:autoSpaceDE w:val="0"/>
-        <w:autoSpaceDN w:val="0"/>
-        <w:adjustRightInd w:val="0"/>
-        <w:spacing w:line="240" w:lineRule="auto"/>
-        <w:ind w:left="1296" w:hanging="357"/>
-        <w:contextualSpacing w:val="0"/>
-        <w:rPr>
-          <w:i/>
-          <w:iCs/>
-        </w:rPr>
-      </w:pPr>
-      <w:r>
-        <w:rPr>
+        <w:rPr>
+          <w:rFonts w:ascii="Times New Roman" w:hAnsi="Times New Roman"/>
           <w:b/>
           <w:bCs/>
           <w:i/>
           <w:iCs/>
         </w:rPr>
-        <w:t>Resolutos, avançai!</w:t>
-      </w:r>
-      <w:r>
-        <w:rPr>
+      </w:pPr>
+      <w:r>
+        <w:rPr>
+          <w:rFonts w:ascii="Times New Roman" w:hAnsi="Times New Roman"/>
           <w:b/>
           <w:bCs/>
           <w:i/>
           <w:iCs/>
         </w:rPr>
-        <w:br/>
-        <w:t>Trabalhando por Jesus</w:t>
-      </w:r>
-      <w:r>
-        <w:rPr>
+        <w:t>Resolutos, avançai!</w:t>
+      </w:r>
+      <w:r>
+        <w:rPr>
+          <w:rFonts w:ascii="Times New Roman" w:hAnsi="Times New Roman"/>
           <w:b/>
           <w:bCs/>
           <w:i/>
           <w:iCs/>
         </w:rPr>
         <w:br/>
-        <w:t xml:space="preserve">O estandarte </w:t>
-      </w:r>
-      <w:proofErr w:type="gramStart"/>
-      <w:r>
-        <w:rPr>
+      </w:r>
+      <w:r>
+        <w:rPr>
+          <w:rFonts w:ascii="Times New Roman" w:hAnsi="Times New Roman"/>
           <w:b/>
           <w:bCs/>
           <w:i/>
           <w:iCs/>
         </w:rPr>
-        <w:t>levantai</w:t>
-      </w:r>
-      <w:proofErr w:type="gramEnd"/>
-      <w:r>
-        <w:rPr>
+        <w:t>Trabalhando por Jesus</w:t>
+      </w:r>
+      <w:r>
+        <w:rPr>
+          <w:rFonts w:ascii="Times New Roman" w:hAnsi="Times New Roman"/>
           <w:b/>
           <w:bCs/>
           <w:i/>
           <w:iCs/>
         </w:rPr>
-        <w:t xml:space="preserve">, </w:t>
-      </w:r>
-      <w:r>
-        <w:rPr>
+        <w:br/>
+      </w:r>
+      <w:r>
+        <w:rPr>
+          <w:rFonts w:ascii="Times New Roman" w:hAnsi="Times New Roman"/>
           <w:b/>
           <w:bCs/>
           <w:i/>
           <w:iCs/>
         </w:rPr>
-        <w:br/>
-        <w:t>Espalhando a Sua luz</w:t>
-      </w:r>
-    </w:p>
-    <w:p>
-      <w:pPr>
-        <w:pStyle w:val="PargrafodaLista"/>
-        <w:numPr>
-          <w:ilvl w:val="0"/>
-          <w:numId w:val="1"/>
-        </w:numPr>
-        <w:autoSpaceDE w:val="0"/>
-        <w:autoSpaceDN w:val="0"/>
-        <w:adjustRightInd w:val="0"/>
-        <w:spacing w:line="240" w:lineRule="auto"/>
-        <w:ind w:left="1296" w:hanging="357"/>
-        <w:contextualSpacing w:val="0"/>
-      </w:pPr>
-      <w:r>
-        <w:t xml:space="preserve">Ó Igreja, dediquemos </w:t>
-      </w:r>
-      <w:r>
-        <w:br/>
-      </w:r>
-      <w:r>
-        <w:t>N</w:t>
-      </w:r>
-      <w:r>
-        <w:t>ossos corpos ao Senhor</w:t>
-      </w:r>
-      <w:r>
-        <w:br/>
-        <w:t xml:space="preserve">Não devemos ser escravos </w:t>
-      </w:r>
-      <w:r>
-        <w:br/>
-      </w:r>
-      <w:r>
-        <w:t>D</w:t>
-      </w:r>
-      <w:r>
-        <w:t>o sagaz enganador</w:t>
-      </w:r>
-      <w:r>
-        <w:br/>
-        <w:t>As riquezas são nos dadas</w:t>
-      </w:r>
-      <w:r>
-        <w:br/>
-      </w:r>
-      <w:r>
-        <w:t>P</w:t>
-      </w:r>
-      <w:r>
-        <w:t>ela terna mão real</w:t>
-      </w:r>
-      <w:r>
-        <w:br/>
-        <w:t xml:space="preserve">E o Senhor do céu observa </w:t>
-      </w:r>
-      <w:r>
-        <w:br/>
-      </w:r>
-      <w:r>
-        <w:t>S</w:t>
-      </w:r>
-      <w:r>
-        <w:t>e fazemos bem ou mal</w:t>
-      </w:r>
-    </w:p>
-    <w:p>
-      <w:pPr>
-        <w:pStyle w:val="PargrafodaLista"/>
-        <w:numPr>
-          <w:ilvl w:val="0"/>
-          <w:numId w:val="1"/>
-        </w:numPr>
-        <w:autoSpaceDE w:val="0"/>
-        <w:autoSpaceDN w:val="0"/>
-        <w:adjustRightInd w:val="0"/>
-        <w:spacing w:line="240" w:lineRule="auto"/>
-        <w:ind w:left="1296" w:hanging="357"/>
-        <w:contextualSpacing w:val="0"/>
-        <w:rPr>
+        <w:t xml:space="preserve">O estandarte </w:t>
+      </w:r>
+      <w:proofErr w:type="gramStart"/>
+      <w:r>
+        <w:rPr>
+          <w:rFonts w:ascii="Times New Roman" w:hAnsi="Times New Roman"/>
           <w:b/>
           <w:bCs/>
           <w:i/>
           <w:iCs/>
         </w:rPr>
-      </w:pPr>
-      <w:r>
-        <w:rPr>
+        <w:t>levantai</w:t>
+      </w:r>
+      <w:proofErr w:type="gramEnd"/>
+      <w:r>
+        <w:rPr>
+          <w:rFonts w:ascii="Times New Roman" w:hAnsi="Times New Roman"/>
           <w:b/>
           <w:bCs/>
           <w:i/>
           <w:iCs/>
         </w:rPr>
-        <w:t>[REFRÃO]</w:t>
+        <w:t xml:space="preserve">, </w:t>
+      </w:r>
+      <w:r>
+        <w:rPr>
+          <w:rFonts w:ascii="Times New Roman" w:hAnsi="Times New Roman"/>
+          <w:b/>
+          <w:bCs/>
+          <w:i/>
+          <w:iCs/>
+        </w:rPr>
+        <w:br/>
+      </w:r>
+      <w:r>
+        <w:rPr>
+          <w:rFonts w:ascii="Times New Roman" w:hAnsi="Times New Roman"/>
+          <w:b/>
+          <w:bCs/>
+          <w:i/>
+          <w:iCs/>
+        </w:rPr>
+        <w:t>Espalhando a Sua luz</w:t>
       </w:r>
     </w:p>
     <w:p>
       <w:pPr>
-        <w:pStyle w:val="PargrafodaLista"/>
-        <w:numPr>
-          <w:ilvl w:val="0"/>
-          <w:numId w:val="1"/>
-        </w:numPr>
         <w:autoSpaceDE w:val="0"/>
         <w:autoSpaceDN w:val="0"/>
         <w:adjustRightInd w:val="0"/>
-        <w:spacing w:line="240" w:lineRule="auto"/>
-        <w:ind w:left="1296" w:hanging="357"/>
-        <w:contextualSpacing w:val="0"/>
+        <w:rPr>
+          <w:rFonts w:ascii="Times New Roman" w:hAnsi="Times New Roman"/>
+        </w:rPr>
       </w:pPr>
       <w:r>
-        <w:t xml:space="preserve">Graça e glória a ti pertencem, </w:t>
-      </w:r>
-      <w:r>
-        <w:br/>
-      </w:r>
-      <w:r>
-        <w:t>Ó</w:t>
-      </w:r>
-      <w:r>
-        <w:t xml:space="preserve"> esposa do Senhor</w:t>
-      </w:r>
-      <w:r>
-        <w:br/>
-        <w:t xml:space="preserve">Sê, então, um instrumento </w:t>
-      </w:r>
-      <w:r>
-        <w:br/>
-      </w:r>
-      <w:r>
-        <w:t>D</w:t>
-      </w:r>
-      <w:r>
-        <w:t>e salvar o pecador</w:t>
-      </w:r>
-      <w:r>
-        <w:br/>
-        <w:t xml:space="preserve">Pois até os fins do mundo, </w:t>
-      </w:r>
-      <w:r>
-        <w:br/>
-        <w:t>Cristo mesmo reinará</w:t>
-      </w:r>
-      <w:r>
-        <w:br/>
-        <w:t xml:space="preserve">E o domínio do Evangelho </w:t>
-      </w:r>
-      <w:r>
-        <w:br/>
-      </w:r>
-      <w:r>
-        <w:t>T</w:t>
-      </w:r>
-      <w:r>
-        <w:t>oda a terra abrangerá</w:t>
+        <w:rPr>
+          <w:rFonts w:ascii="Times New Roman" w:hAnsi="Times New Roman"/>
+        </w:rPr>
+        <w:t xml:space="preserve">Ó Igreja, dediquemos </w:t>
+      </w:r>
+      <w:r>
+        <w:rPr>
+          <w:rFonts w:ascii="Times New Roman" w:hAnsi="Times New Roman"/>
+        </w:rPr>
+        <w:br/>
+      </w:r>
+      <w:r>
+        <w:rPr>
+          <w:rFonts w:ascii="Times New Roman" w:hAnsi="Times New Roman"/>
+        </w:rPr>
+        <w:t>Nossos corpos ao Senhor</w:t>
+      </w:r>
+      <w:r>
+        <w:rPr>
+          <w:rFonts w:ascii="Times New Roman" w:hAnsi="Times New Roman"/>
+        </w:rPr>
+        <w:br/>
+      </w:r>
+      <w:r>
+        <w:rPr>
+          <w:rFonts w:ascii="Times New Roman" w:hAnsi="Times New Roman"/>
+        </w:rPr>
+        <w:t xml:space="preserve">Não devemos ser escravos </w:t>
+      </w:r>
+      <w:r>
+        <w:rPr>
+          <w:rFonts w:ascii="Times New Roman" w:hAnsi="Times New Roman"/>
+        </w:rPr>
+        <w:br/>
+      </w:r>
+      <w:r>
+        <w:rPr>
+          <w:rFonts w:ascii="Times New Roman" w:hAnsi="Times New Roman"/>
+        </w:rPr>
+        <w:t>Do sagaz enganador</w:t>
+      </w:r>
+      <w:r>
+        <w:rPr>
+          <w:rFonts w:ascii="Times New Roman" w:hAnsi="Times New Roman"/>
+        </w:rPr>
+        <w:br/>
+      </w:r>
+      <w:r>
+        <w:rPr>
+          <w:rFonts w:ascii="Times New Roman" w:hAnsi="Times New Roman"/>
+        </w:rPr>
+        <w:t>As riquezas são nos dadas</w:t>
+      </w:r>
+      <w:r>
+        <w:rPr>
+          <w:rFonts w:ascii="Times New Roman" w:hAnsi="Times New Roman"/>
+        </w:rPr>
+        <w:br/>
+      </w:r>
+      <w:r>
+        <w:rPr>
+          <w:rFonts w:ascii="Times New Roman" w:hAnsi="Times New Roman"/>
+        </w:rPr>
+        <w:t>Pela terna mão real</w:t>
+      </w:r>
+      <w:r>
+        <w:rPr>
+          <w:rFonts w:ascii="Times New Roman" w:hAnsi="Times New Roman"/>
+        </w:rPr>
+        <w:br/>
+      </w:r>
+      <w:r>
+        <w:rPr>
+          <w:rFonts w:ascii="Times New Roman" w:hAnsi="Times New Roman"/>
+        </w:rPr>
+        <w:t xml:space="preserve">E o Senhor do céu observa </w:t>
+      </w:r>
+      <w:r>
+        <w:rPr>
+          <w:rFonts w:ascii="Times New Roman" w:hAnsi="Times New Roman"/>
+        </w:rPr>
+        <w:br/>
+      </w:r>
+      <w:r>
+        <w:rPr>
+          <w:rFonts w:ascii="Times New Roman" w:hAnsi="Times New Roman"/>
+        </w:rPr>
+        <w:t>Se fazemos bem ou mal</w:t>
       </w:r>
     </w:p>
     <w:p>
       <w:pPr>
-        <w:pStyle w:val="PargrafodaLista"/>
-        <w:numPr>
-          <w:ilvl w:val="0"/>
-          <w:numId w:val="1"/>
-        </w:numPr>
         <w:autoSpaceDE w:val="0"/>
         <w:autoSpaceDN w:val="0"/>
         <w:adjustRightInd w:val="0"/>
-        <w:spacing w:line="240" w:lineRule="auto"/>
-        <w:ind w:left="1296" w:hanging="357"/>
-        <w:contextualSpacing w:val="0"/>
+        <w:rPr>
+          <w:rFonts w:ascii="Times New Roman" w:hAnsi="Times New Roman"/>
+          <w:b/>
+          <w:bCs/>
+          <w:i/>
+          <w:iCs/>
+        </w:rPr>
       </w:pPr>
       <w:r>
         <w:rPr>
+          <w:rFonts w:ascii="Times New Roman" w:hAnsi="Times New Roman"/>
+          <w:b/>
+          <w:bCs/>
+          <w:i/>
+          <w:iCs/>
+        </w:rPr>
+        <w:t>[REFRÃO]</w:t>
+      </w:r>
+    </w:p>
+    <w:p>
+      <w:pPr>
+        <w:autoSpaceDE w:val="0"/>
+        <w:autoSpaceDN w:val="0"/>
+        <w:adjustRightInd w:val="0"/>
+        <w:rPr>
+          <w:rFonts w:ascii="Times New Roman" w:hAnsi="Times New Roman"/>
+        </w:rPr>
+      </w:pPr>
+      <w:r>
+        <w:rPr>
+          <w:rFonts w:ascii="Times New Roman" w:hAnsi="Times New Roman"/>
+        </w:rPr>
+        <w:t xml:space="preserve">Graça e glória a ti pertencem, </w:t>
+      </w:r>
+      <w:r>
+        <w:rPr>
+          <w:rFonts w:ascii="Times New Roman" w:hAnsi="Times New Roman"/>
+        </w:rPr>
+        <w:br/>
+      </w:r>
+      <w:r>
+        <w:rPr>
+          <w:rFonts w:ascii="Times New Roman" w:hAnsi="Times New Roman"/>
+        </w:rPr>
+        <w:t>Ó esposa do Senhor</w:t>
+      </w:r>
+      <w:r>
+        <w:rPr>
+          <w:rFonts w:ascii="Times New Roman" w:hAnsi="Times New Roman"/>
+        </w:rPr>
+        <w:br/>
+      </w:r>
+      <w:r>
+        <w:rPr>
+          <w:rFonts w:ascii="Times New Roman" w:hAnsi="Times New Roman"/>
+        </w:rPr>
+        <w:t xml:space="preserve">Sê, então, um instrumento </w:t>
+      </w:r>
+      <w:r>
+        <w:rPr>
+          <w:rFonts w:ascii="Times New Roman" w:hAnsi="Times New Roman"/>
+        </w:rPr>
+        <w:br/>
+      </w:r>
+      <w:r>
+        <w:rPr>
+          <w:rFonts w:ascii="Times New Roman" w:hAnsi="Times New Roman"/>
+        </w:rPr>
+        <w:t>De salvar o pecador</w:t>
+      </w:r>
+      <w:r>
+        <w:rPr>
+          <w:rFonts w:ascii="Times New Roman" w:hAnsi="Times New Roman"/>
+        </w:rPr>
+        <w:br/>
+      </w:r>
+      <w:r>
+        <w:rPr>
+          <w:rFonts w:ascii="Times New Roman" w:hAnsi="Times New Roman"/>
+        </w:rPr>
+        <w:t xml:space="preserve">Pois até os fins do mundo, </w:t>
+      </w:r>
+      <w:r>
+        <w:rPr>
+          <w:rFonts w:ascii="Times New Roman" w:hAnsi="Times New Roman"/>
+        </w:rPr>
+        <w:br/>
+      </w:r>
+      <w:r>
+        <w:rPr>
+          <w:rFonts w:ascii="Times New Roman" w:hAnsi="Times New Roman"/>
+        </w:rPr>
+        <w:t>Cristo mesmo reinará</w:t>
+      </w:r>
+      <w:r>
+        <w:rPr>
+          <w:rFonts w:ascii="Times New Roman" w:hAnsi="Times New Roman"/>
+        </w:rPr>
+        <w:br/>
+      </w:r>
+      <w:r>
+        <w:rPr>
+          <w:rFonts w:ascii="Times New Roman" w:hAnsi="Times New Roman"/>
+        </w:rPr>
+        <w:t xml:space="preserve">E o domínio do Evangelho </w:t>
+      </w:r>
+      <w:r>
+        <w:rPr>
+          <w:rFonts w:ascii="Times New Roman" w:hAnsi="Times New Roman"/>
+        </w:rPr>
+        <w:br/>
+      </w:r>
+      <w:r>
+        <w:rPr>
+          <w:rFonts w:ascii="Times New Roman" w:hAnsi="Times New Roman"/>
+        </w:rPr>
+        <w:t>Toda a terra abrangerá</w:t>
+      </w:r>
+    </w:p>
+    <w:p>
+      <w:pPr>
+        <w:autoSpaceDE w:val="0"/>
+        <w:autoSpaceDN w:val="0"/>
+        <w:adjustRightInd w:val="0"/>
+        <w:rPr>
+          <w:rFonts w:ascii="Times New Roman" w:hAnsi="Times New Roman"/>
+          <w:b/>
+          <w:bCs/>
+          <w:i/>
+          <w:iCs/>
+        </w:rPr>
+      </w:pPr>
+      <w:r>
+        <w:rPr>
+          <w:rFonts w:ascii="Times New Roman" w:hAnsi="Times New Roman"/>
           <w:b/>
           <w:bCs/>
           <w:i/>
